--- a/Template Initial Report.docx
+++ b/Template Initial Report.docx
@@ -263,14 +263,14 @@
         <w:tblLook w:val="0600"/>
       </w:tblPr>
       <w:tblGrid>
-        <w:gridCol w:w="2009"/>
-        <w:gridCol w:w="7351"/>
+        <w:gridCol w:w="2814"/>
+        <w:gridCol w:w="6546"/>
       </w:tblGrid>
       <w:tr>
         <w:trPr/>
         <w:tc>
           <w:tcPr>
-            <w:tcW w:w="2009" w:type="dxa"/>
+            <w:tcW w:w="2814" w:type="dxa"/>
             <w:tcBorders>
               <w:top w:val="single" w:sz="8" w:space="0" w:color="000000"/>
               <w:start w:val="single" w:sz="8" w:space="0" w:color="000000"/>
@@ -300,7 +300,7 @@
         </w:tc>
         <w:tc>
           <w:tcPr>
-            <w:tcW w:w="7351" w:type="dxa"/>
+            <w:tcW w:w="6546" w:type="dxa"/>
             <w:tcBorders>
               <w:top w:val="single" w:sz="8" w:space="0" w:color="000000"/>
               <w:start w:val="single" w:sz="8" w:space="0" w:color="000000"/>
@@ -335,7 +335,7 @@
         </w:trPr>
         <w:tc>
           <w:tcPr>
-            <w:tcW w:w="2009" w:type="dxa"/>
+            <w:tcW w:w="2814" w:type="dxa"/>
             <w:vMerge w:val="restart"/>
             <w:tcBorders>
               <w:top w:val="single" w:sz="8" w:space="0" w:color="000000"/>
@@ -374,7 +374,7 @@
         </w:tc>
         <w:tc>
           <w:tcPr>
-            <w:tcW w:w="7351" w:type="dxa"/>
+            <w:tcW w:w="6546" w:type="dxa"/>
             <w:vMerge w:val="restart"/>
             <w:tcBorders>
               <w:top w:val="single" w:sz="8" w:space="0" w:color="000000"/>
@@ -384,6 +384,22 @@
             </w:tcBorders>
             <w:shd w:fill="auto" w:val="clear"/>
           </w:tcPr>
+          <w:p>
+            <w:pPr>
+              <w:pStyle w:val="normal1"/>
+              <w:widowControl w:val="false"/>
+              <w:spacing w:lineRule="auto" w:line="240"/>
+              <w:jc w:val="both"/>
+              <w:rPr>
+                <w:i/>
+                <w:iCs/>
+              </w:rPr>
+            </w:pPr>
+            <w:r>
+              <w:rPr/>
+              <w:t>&lt;issue_images_description&gt;</w:t>
+            </w:r>
+          </w:p>
           <w:p>
             <w:pPr>
               <w:pStyle w:val="normal1"/>
@@ -408,7 +424,7 @@
         </w:trPr>
         <w:tc>
           <w:tcPr>
-            <w:tcW w:w="2009" w:type="dxa"/>
+            <w:tcW w:w="2814" w:type="dxa"/>
             <w:vMerge w:val="continue"/>
             <w:tcBorders>
               <w:top w:val="single" w:sz="8" w:space="0" w:color="000000"/>
@@ -437,7 +453,7 @@
         </w:tc>
         <w:tc>
           <w:tcPr>
-            <w:tcW w:w="7351" w:type="dxa"/>
+            <w:tcW w:w="6546" w:type="dxa"/>
             <w:vMerge w:val="continue"/>
             <w:tcBorders>
               <w:top w:val="single" w:sz="8" w:space="0" w:color="000000"/>
@@ -471,7 +487,7 @@
         </w:trPr>
         <w:tc>
           <w:tcPr>
-            <w:tcW w:w="2009" w:type="dxa"/>
+            <w:tcW w:w="2814" w:type="dxa"/>
             <w:vMerge w:val="continue"/>
             <w:tcBorders>
               <w:top w:val="single" w:sz="8" w:space="0" w:color="000000"/>
@@ -500,7 +516,7 @@
         </w:tc>
         <w:tc>
           <w:tcPr>
-            <w:tcW w:w="7351" w:type="dxa"/>
+            <w:tcW w:w="6546" w:type="dxa"/>
             <w:vMerge w:val="continue"/>
             <w:tcBorders>
               <w:top w:val="single" w:sz="8" w:space="0" w:color="000000"/>
@@ -621,7 +637,7 @@
     <w:p>
       <w:pPr>
         <w:pStyle w:val="normal1"/>
-        <w:spacing w:lineRule="auto" w:line="276" w:before="240" w:after="240"/>
+        <w:spacing w:lineRule="auto" w:line="276" w:before="0" w:after="240"/>
         <w:rPr/>
       </w:pPr>
       <w:r>
@@ -666,26 +682,18 @@
         <w:rPr/>
         <w:t xml:space="preserve">Nama: </w:t>
         <w:tab/>
-        <w:t>&lt;report</w:t>
-      </w:r>
-      <w:r>
-        <w:rPr/>
-        <w:t>_author&gt;</w:t>
-      </w:r>
-    </w:p>
-    <w:p>
-      <w:pPr>
-        <w:pStyle w:val="normal1"/>
-        <w:spacing w:lineRule="auto" w:line="276" w:before="240" w:after="240"/>
-        <w:rPr/>
-      </w:pPr>
-      <w:r>
-        <w:rPr/>
-        <w:t>Jawatan: &lt;report</w:t>
-      </w:r>
-      <w:r>
-        <w:rPr/>
-        <w:t>_author_role&gt;</w:t>
+        <w:t>&lt;report_author&gt;</w:t>
+      </w:r>
+    </w:p>
+    <w:p>
+      <w:pPr>
+        <w:pStyle w:val="normal1"/>
+        <w:spacing w:lineRule="auto" w:line="276" w:before="240" w:after="240"/>
+        <w:rPr/>
+      </w:pPr>
+      <w:r>
+        <w:rPr/>
+        <w:t>Jawatan: &lt;report_author_role&gt;</w:t>
       </w:r>
     </w:p>
     <w:p>
@@ -1070,6 +1078,7 @@
     <w:qFormat/>
     <w:pPr>
       <w:widowControl/>
+      <w:suppressAutoHyphens w:val="true"/>
       <w:bidi w:val="0"/>
       <w:spacing w:lineRule="auto" w:line="276" w:before="0" w:after="0"/>
       <w:jc w:val="start"/>
@@ -1251,6 +1260,7 @@
     <w:name w:val="normal1"/>
     <w:pPr>
       <w:widowControl/>
+      <w:suppressAutoHyphens w:val="true"/>
       <w:bidi w:val="0"/>
       <w:spacing w:lineRule="auto" w:line="276" w:before="0" w:after="0"/>
       <w:jc w:val="start"/>

--- a/Template Initial Report.docx
+++ b/Template Initial Report.docx
@@ -240,7 +240,12 @@
     <w:p>
       <w:pPr>
         <w:pStyle w:val="normal1"/>
-        <w:spacing w:lineRule="auto" w:line="276" w:before="240" w:after="240"/>
+        <w:numPr>
+          <w:ilvl w:val="0"/>
+          <w:numId w:val="0"/>
+        </w:numPr>
+        <w:spacing w:lineRule="auto" w:line="240" w:before="240" w:after="240"/>
+        <w:ind w:hanging="0" w:start="720"/>
         <w:rPr/>
       </w:pPr>
       <w:r>
@@ -263,14 +268,14 @@
         <w:tblLook w:val="0600"/>
       </w:tblPr>
       <w:tblGrid>
-        <w:gridCol w:w="2814"/>
-        <w:gridCol w:w="6546"/>
+        <w:gridCol w:w="2810"/>
+        <w:gridCol w:w="6550"/>
       </w:tblGrid>
       <w:tr>
         <w:trPr/>
         <w:tc>
           <w:tcPr>
-            <w:tcW w:w="2814" w:type="dxa"/>
+            <w:tcW w:w="2810" w:type="dxa"/>
             <w:tcBorders>
               <w:top w:val="single" w:sz="8" w:space="0" w:color="000000"/>
               <w:start w:val="single" w:sz="8" w:space="0" w:color="000000"/>
@@ -300,7 +305,7 @@
         </w:tc>
         <w:tc>
           <w:tcPr>
-            <w:tcW w:w="6546" w:type="dxa"/>
+            <w:tcW w:w="6550" w:type="dxa"/>
             <w:tcBorders>
               <w:top w:val="single" w:sz="8" w:space="0" w:color="000000"/>
               <w:start w:val="single" w:sz="8" w:space="0" w:color="000000"/>
@@ -335,7 +340,7 @@
         </w:trPr>
         <w:tc>
           <w:tcPr>
-            <w:tcW w:w="2814" w:type="dxa"/>
+            <w:tcW w:w="2810" w:type="dxa"/>
             <w:vMerge w:val="restart"/>
             <w:tcBorders>
               <w:top w:val="single" w:sz="8" w:space="0" w:color="000000"/>
@@ -374,7 +379,7 @@
         </w:tc>
         <w:tc>
           <w:tcPr>
-            <w:tcW w:w="6546" w:type="dxa"/>
+            <w:tcW w:w="6550" w:type="dxa"/>
             <w:vMerge w:val="restart"/>
             <w:tcBorders>
               <w:top w:val="single" w:sz="8" w:space="0" w:color="000000"/>
@@ -424,7 +429,7 @@
         </w:trPr>
         <w:tc>
           <w:tcPr>
-            <w:tcW w:w="2814" w:type="dxa"/>
+            <w:tcW w:w="2810" w:type="dxa"/>
             <w:vMerge w:val="continue"/>
             <w:tcBorders>
               <w:top w:val="single" w:sz="8" w:space="0" w:color="000000"/>
@@ -453,7 +458,7 @@
         </w:tc>
         <w:tc>
           <w:tcPr>
-            <w:tcW w:w="6546" w:type="dxa"/>
+            <w:tcW w:w="6550" w:type="dxa"/>
             <w:vMerge w:val="continue"/>
             <w:tcBorders>
               <w:top w:val="single" w:sz="8" w:space="0" w:color="000000"/>
@@ -487,7 +492,7 @@
         </w:trPr>
         <w:tc>
           <w:tcPr>
-            <w:tcW w:w="2814" w:type="dxa"/>
+            <w:tcW w:w="2810" w:type="dxa"/>
             <w:vMerge w:val="continue"/>
             <w:tcBorders>
               <w:top w:val="single" w:sz="8" w:space="0" w:color="000000"/>
@@ -516,7 +521,7 @@
         </w:tc>
         <w:tc>
           <w:tcPr>
-            <w:tcW w:w="6546" w:type="dxa"/>
+            <w:tcW w:w="6550" w:type="dxa"/>
             <w:vMerge w:val="continue"/>
             <w:tcBorders>
               <w:top w:val="single" w:sz="8" w:space="0" w:color="000000"/>
@@ -548,87 +553,134 @@
     <w:p>
       <w:pPr>
         <w:pStyle w:val="normal1"/>
+        <w:spacing w:lineRule="auto" w:line="276"/>
+        <w:ind w:hanging="0" w:start="0"/>
+        <w:rPr>
+          <w:b/>
+          <w:bCs/>
+        </w:rPr>
+      </w:pPr>
+      <w:r>
+        <w:rPr>
+          <w:b/>
+          <w:bCs/>
+        </w:rPr>
+      </w:r>
+    </w:p>
+    <w:p>
+      <w:pPr>
+        <w:pStyle w:val="normal1"/>
+        <w:spacing w:lineRule="auto" w:line="276"/>
+        <w:ind w:hanging="0" w:start="0"/>
+        <w:rPr>
+          <w:b/>
+          <w:bCs/>
+        </w:rPr>
+      </w:pPr>
+      <w:r>
+        <w:rPr>
+          <w:b/>
+          <w:bCs/>
+        </w:rPr>
+      </w:r>
+    </w:p>
+    <w:p>
+      <w:pPr>
+        <w:pStyle w:val="normal1"/>
+        <w:numPr>
+          <w:ilvl w:val="0"/>
+          <w:numId w:val="1"/>
+        </w:numPr>
+        <w:spacing w:lineRule="auto" w:line="276"/>
+        <w:ind w:hanging="360" w:start="720"/>
+        <w:rPr>
+          <w:b/>
+          <w:bCs/>
+        </w:rPr>
+      </w:pPr>
+      <w:r>
+        <w:rPr>
+          <w:b/>
+          <w:bCs/>
+        </w:rPr>
+        <w:t>Tindakan</w:t>
+      </w:r>
+    </w:p>
+    <w:p>
+      <w:pPr>
+        <w:pStyle w:val="normal1"/>
+        <w:numPr>
+          <w:ilvl w:val="0"/>
+          <w:numId w:val="0"/>
+        </w:numPr>
+        <w:spacing w:lineRule="auto" w:line="240" w:before="240" w:after="240"/>
+        <w:ind w:hanging="0" w:start="720"/>
+        <w:rPr>
+          <w:b w:val="false"/>
+          <w:bCs w:val="false"/>
+        </w:rPr>
+      </w:pPr>
+      <w:r>
+        <w:rPr>
+          <w:b w:val="false"/>
+          <w:bCs w:val="false"/>
+        </w:rPr>
+        <w:t>&lt;report_action&gt;</w:t>
+      </w:r>
+    </w:p>
+    <w:p>
+      <w:pPr>
+        <w:pStyle w:val="normal1"/>
+        <w:numPr>
+          <w:ilvl w:val="0"/>
+          <w:numId w:val="0"/>
+        </w:numPr>
+        <w:spacing w:lineRule="auto" w:line="240" w:before="240" w:after="240"/>
+        <w:ind w:hanging="0" w:start="0"/>
+        <w:rPr>
+          <w:b/>
+          <w:bCs/>
+        </w:rPr>
+      </w:pPr>
+      <w:r>
+        <w:rPr>
+          <w:b/>
+          <w:bCs/>
+        </w:rPr>
+      </w:r>
+    </w:p>
+    <w:p>
+      <w:pPr>
+        <w:pStyle w:val="normal1"/>
+        <w:numPr>
+          <w:ilvl w:val="0"/>
+          <w:numId w:val="1"/>
+        </w:numPr>
+        <w:spacing w:lineRule="auto" w:line="276"/>
+        <w:ind w:hanging="360" w:start="720"/>
+        <w:rPr>
+          <w:b/>
+          <w:bCs/>
+        </w:rPr>
+      </w:pPr>
+      <w:r>
+        <w:rPr>
+          <w:b/>
+          <w:bCs/>
+        </w:rPr>
+        <w:t>Kesimpulan</w:t>
+      </w:r>
+    </w:p>
+    <w:p>
+      <w:pPr>
+        <w:pStyle w:val="Normal"/>
         <w:spacing w:lineRule="auto" w:line="276" w:before="240" w:after="240"/>
-        <w:jc w:val="both"/>
-        <w:rPr/>
-      </w:pPr>
-      <w:r>
-        <w:rPr/>
-      </w:r>
-    </w:p>
-    <w:p>
-      <w:pPr>
-        <w:pStyle w:val="normal1"/>
-        <w:spacing w:lineRule="auto" w:line="276" w:before="240" w:after="240"/>
-        <w:rPr/>
-      </w:pPr>
-      <w:r>
-        <w:rPr/>
-        <w:t xml:space="preserve"> </w:t>
-      </w:r>
-    </w:p>
-    <w:p>
-      <w:pPr>
-        <w:pStyle w:val="normal1"/>
-        <w:spacing w:lineRule="auto" w:line="276" w:before="240" w:after="240"/>
-        <w:rPr/>
-      </w:pPr>
-      <w:r>
-        <w:rPr/>
-        <w:t xml:space="preserve"> </w:t>
-      </w:r>
-    </w:p>
-    <w:p>
-      <w:pPr>
-        <w:pStyle w:val="normal1"/>
-        <w:spacing w:lineRule="auto" w:line="276" w:before="240" w:after="240"/>
-        <w:rPr/>
-      </w:pPr>
-      <w:r>
-        <w:rPr/>
-        <w:t xml:space="preserve"> </w:t>
-      </w:r>
-    </w:p>
-    <w:p>
-      <w:pPr>
-        <w:pStyle w:val="normal1"/>
-        <w:spacing w:lineRule="auto" w:line="276" w:before="240" w:after="240"/>
-        <w:rPr/>
-      </w:pPr>
-      <w:r>
-        <w:rPr/>
-        <w:t xml:space="preserve"> </w:t>
-      </w:r>
-    </w:p>
-    <w:p>
-      <w:pPr>
-        <w:pStyle w:val="normal1"/>
-        <w:spacing w:lineRule="auto" w:line="276" w:before="240" w:after="240"/>
-        <w:rPr/>
-      </w:pPr>
-      <w:r>
-        <w:rPr/>
-        <w:t xml:space="preserve"> </w:t>
-      </w:r>
-    </w:p>
-    <w:p>
-      <w:pPr>
-        <w:pStyle w:val="normal1"/>
-        <w:spacing w:lineRule="auto" w:line="276" w:before="240" w:after="240"/>
-        <w:rPr/>
-      </w:pPr>
-      <w:r>
-        <w:rPr/>
-      </w:r>
-    </w:p>
-    <w:p>
-      <w:pPr>
-        <w:pStyle w:val="normal1"/>
-        <w:spacing w:lineRule="auto" w:line="276" w:before="240" w:after="240"/>
-        <w:rPr/>
-      </w:pPr>
-      <w:r>
-        <w:rPr/>
+        <w:rPr/>
+      </w:pPr>
+      <w:r>
+        <w:rPr/>
+        <w:tab/>
+        <w:t>&lt;report_conclusion&gt;</w:t>
       </w:r>
       <w:r>
         <w:br w:type="page"/>
@@ -640,10 +692,6 @@
         <w:spacing w:lineRule="auto" w:line="276" w:before="0" w:after="240"/>
         <w:rPr/>
       </w:pPr>
-      <w:r>
-        <w:rPr/>
-        <w:t xml:space="preserve"> </w:t>
-      </w:r>
       <w:r>
         <w:rPr>
           <w:b/>
@@ -1198,6 +1246,13 @@
       <w:szCs w:val="22"/>
     </w:rPr>
   </w:style>
+  <w:style w:type="character" w:styleId="Bulletsuser">
+    <w:name w:val="Bullets (user)"/>
+    <w:qFormat/>
+    <w:rPr>
+      <w:rFonts w:ascii="OpenSymbol" w:hAnsi="OpenSymbol" w:eastAsia="OpenSymbol" w:cs="OpenSymbol"/>
+    </w:rPr>
+  </w:style>
   <w:style w:type="paragraph" w:styleId="Heading">
     <w:name w:val="Heading"/>
     <w:basedOn w:val="Normal"/>
@@ -1308,6 +1363,29 @@
       <w:color w:val="666666"/>
       <w:sz w:val="30"/>
       <w:szCs w:val="30"/>
+    </w:rPr>
+  </w:style>
+  <w:style w:type="paragraph" w:styleId="TableContents">
+    <w:name w:val="Table Contents"/>
+    <w:basedOn w:val="Normal"/>
+    <w:qFormat/>
+    <w:pPr>
+      <w:widowControl w:val="false"/>
+      <w:suppressLineNumbers/>
+    </w:pPr>
+    <w:rPr/>
+  </w:style>
+  <w:style w:type="paragraph" w:styleId="TableHeading">
+    <w:name w:val="Table Heading"/>
+    <w:basedOn w:val="TableContents"/>
+    <w:qFormat/>
+    <w:pPr>
+      <w:suppressLineNumbers/>
+      <w:jc w:val="center"/>
+    </w:pPr>
+    <w:rPr>
+      <w:b/>
+      <w:bCs/>
     </w:rPr>
   </w:style>
   <w:style w:type="table" w:default="1" w:styleId="TableNormal">
